--- a/pitch/Croe_Executive_One_Pager.docx
+++ b/pitch/Croe_Executive_One_Pager.docx
@@ -557,7 +557,7 @@
                 <w:color w:val="334155"/>
                 <w:sz w:val="19"/>
               </w:rPr>
-              <w:t>Vendor paid automatically, less 2.0% commission. If an issue occurs, a structured dispute opens.</w:t>
+              <w:t>Vendor paid automatically, less 2.5% commission. If an issue occurs, a structured dispute opens.</w:t>
             </w:r>
           </w:p>
         </w:tc>
@@ -672,7 +672,7 @@
           <w:color w:val="334155"/>
           <w:sz w:val="20"/>
         </w:rPr>
-        <w:t>Croe charges a standard 2.0% commission on successfully released transactions (0% on refunds). We lead with high-ticket electronics, smartphones, and streetwear where average tickets are ~GHS 1,200:</w:t>
+        <w:t>Croe earns 4.0% all-in on successfully released orders: a 2.5% vendor commission deducted from payout plus a 1.5% buyer protection fee shown at checkout. No fees on refunds. MoMo collection costs 1.95% and each payout GHS 1.00, so a 2% fee would lose money on every order.</w:t>
       </w:r>
     </w:p>
     <w:tbl>
@@ -747,7 +747,7 @@
                 <w:color w:val="FFFFFF"/>
                 <w:sz w:val="19"/>
               </w:rPr>
-              <w:t>AOV</w:t>
+              <w:t>Avg Order</w:t>
             </w:r>
           </w:p>
         </w:tc>
@@ -774,7 +774,7 @@
                 <w:color w:val="FFFFFF"/>
                 <w:sz w:val="19"/>
               </w:rPr>
-              <w:t>Gross (2%)</w:t>
+              <w:t>Croe Fee (4%)</w:t>
             </w:r>
           </w:p>
         </w:tc>
@@ -801,7 +801,7 @@
                 <w:color w:val="FFFFFF"/>
                 <w:sz w:val="19"/>
               </w:rPr>
-              <w:t>Net Margin (`C`)</w:t>
+              <w:t>Net / Order</w:t>
             </w:r>
           </w:p>
         </w:tc>
@@ -828,7 +828,7 @@
                 <w:color w:val="FFFFFF"/>
                 <w:sz w:val="19"/>
               </w:rPr>
-              <w:t>Break-Even Vol.</w:t>
+              <w:t>Orders/mo to Break-Even</w:t>
             </w:r>
           </w:p>
         </w:tc>
@@ -853,7 +853,7 @@
                 <w:color w:val="334155"/>
                 <w:sz w:val="19"/>
               </w:rPr>
-              <w:t>Lead Vertical: Electronics &amp; Streetwear</w:t>
+              <w:t>Lead: Phones, Electronics &amp; Sneakers</w:t>
             </w:r>
           </w:p>
         </w:tc>
@@ -899,7 +899,7 @@
                 <w:color w:val="334155"/>
                 <w:sz w:val="19"/>
               </w:rPr>
-              <w:t>GHS 24.00</w:t>
+              <w:t>GHS 48.00</w:t>
             </w:r>
           </w:p>
         </w:tc>
@@ -922,7 +922,7 @@
                 <w:color w:val="334155"/>
                 <w:sz w:val="19"/>
               </w:rPr>
-              <w:t>≈ GHS 22.50 – 23.00</w:t>
+              <w:t>GHS 16.80</w:t>
             </w:r>
           </w:p>
         </w:tc>
@@ -945,7 +945,7 @@
                 <w:color w:val="334155"/>
                 <w:sz w:val="19"/>
               </w:rPr>
-              <w:t>~22 txns / month</w:t>
+              <w:t>~37,900</w:t>
             </w:r>
           </w:p>
         </w:tc>
@@ -969,7 +969,7 @@
                 <w:color w:val="334155"/>
                 <w:sz w:val="19"/>
               </w:rPr>
-              <w:t>Baseline General Social Commerce</w:t>
+              <w:t>Base case (blended)</w:t>
             </w:r>
           </w:p>
         </w:tc>
@@ -983,6 +983,120 @@
               <w:left w:w="160" w:type="dxa"/>
               <w:right w:w="160" w:type="dxa"/>
             </w:tcMar>
+          </w:tcPr>
+          <w:p>
+            <w:r>
+              <w:rPr>
+                <w:rFonts w:ascii="Segoe UI" w:hAnsi="Segoe UI"/>
+                <w:color w:val="334155"/>
+                <w:sz w:val="19"/>
+              </w:rPr>
+              <w:t>GHS 800.00</w:t>
+            </w:r>
+          </w:p>
+        </w:tc>
+        <w:tc>
+          <w:tcPr>
+            <w:tcW w:type="dxa" w:w="2016"/>
+            <w:vAlign w:val="center"/>
+            <w:tcMar>
+              <w:top w:w="130" w:type="dxa"/>
+              <w:bottom w:w="130" w:type="dxa"/>
+              <w:left w:w="160" w:type="dxa"/>
+              <w:right w:w="160" w:type="dxa"/>
+            </w:tcMar>
+          </w:tcPr>
+          <w:p>
+            <w:r>
+              <w:rPr>
+                <w:rFonts w:ascii="Segoe UI" w:hAnsi="Segoe UI"/>
+                <w:color w:val="334155"/>
+                <w:sz w:val="19"/>
+              </w:rPr>
+              <w:t>GHS 32.00</w:t>
+            </w:r>
+          </w:p>
+        </w:tc>
+        <w:tc>
+          <w:tcPr>
+            <w:tcW w:type="dxa" w:w="2016"/>
+            <w:vAlign w:val="center"/>
+            <w:tcMar>
+              <w:top w:w="130" w:type="dxa"/>
+              <w:bottom w:w="130" w:type="dxa"/>
+              <w:left w:w="160" w:type="dxa"/>
+              <w:right w:w="160" w:type="dxa"/>
+            </w:tcMar>
+          </w:tcPr>
+          <w:p>
+            <w:r>
+              <w:rPr>
+                <w:rFonts w:ascii="Segoe UI" w:hAnsi="Segoe UI"/>
+                <w:color w:val="334155"/>
+                <w:sz w:val="19"/>
+              </w:rPr>
+              <w:t>GHS 10.33</w:t>
+            </w:r>
+          </w:p>
+        </w:tc>
+        <w:tc>
+          <w:tcPr>
+            <w:tcW w:type="dxa" w:w="2016"/>
+            <w:vAlign w:val="center"/>
+            <w:tcMar>
+              <w:top w:w="130" w:type="dxa"/>
+              <w:bottom w:w="130" w:type="dxa"/>
+              <w:left w:w="160" w:type="dxa"/>
+              <w:right w:w="160" w:type="dxa"/>
+            </w:tcMar>
+          </w:tcPr>
+          <w:p>
+            <w:r>
+              <w:rPr>
+                <w:rFonts w:ascii="Segoe UI" w:hAnsi="Segoe UI"/>
+                <w:color w:val="334155"/>
+                <w:sz w:val="19"/>
+              </w:rPr>
+              <w:t>~61,700</w:t>
+            </w:r>
+          </w:p>
+        </w:tc>
+      </w:tr>
+      <w:tr>
+        <w:tc>
+          <w:tcPr>
+            <w:tcW w:type="dxa" w:w="2016"/>
+            <w:vAlign w:val="center"/>
+            <w:tcMar>
+              <w:top w:w="130" w:type="dxa"/>
+              <w:bottom w:w="130" w:type="dxa"/>
+              <w:left w:w="160" w:type="dxa"/>
+              <w:right w:w="160" w:type="dxa"/>
+            </w:tcMar>
+            <w:shd w:fill="F8FAFC"/>
+          </w:tcPr>
+          <w:p>
+            <w:r>
+              <w:rPr>
+                <w:rFonts w:ascii="Segoe UI" w:hAnsi="Segoe UI"/>
+                <w:color w:val="334155"/>
+                <w:sz w:val="19"/>
+              </w:rPr>
+              <w:t>General Social Commerce</w:t>
+            </w:r>
+          </w:p>
+        </w:tc>
+        <w:tc>
+          <w:tcPr>
+            <w:tcW w:type="dxa" w:w="2016"/>
+            <w:vAlign w:val="center"/>
+            <w:tcMar>
+              <w:top w:w="130" w:type="dxa"/>
+              <w:bottom w:w="130" w:type="dxa"/>
+              <w:left w:w="160" w:type="dxa"/>
+              <w:right w:w="160" w:type="dxa"/>
+            </w:tcMar>
+            <w:shd w:fill="F8FAFC"/>
           </w:tcPr>
           <w:p>
             <w:r>
@@ -1005,6 +1119,7 @@
               <w:left w:w="160" w:type="dxa"/>
               <w:right w:w="160" w:type="dxa"/>
             </w:tcMar>
+            <w:shd w:fill="F8FAFC"/>
           </w:tcPr>
           <w:p>
             <w:r>
@@ -1013,7 +1128,7 @@
                 <w:color w:val="334155"/>
                 <w:sz w:val="19"/>
               </w:rPr>
-              <w:t>GHS 9.00</w:t>
+              <w:t>GHS 18.00</w:t>
             </w:r>
           </w:p>
         </w:tc>
@@ -1027,6 +1142,7 @@
               <w:left w:w="160" w:type="dxa"/>
               <w:right w:w="160" w:type="dxa"/>
             </w:tcMar>
+            <w:shd w:fill="F8FAFC"/>
           </w:tcPr>
           <w:p>
             <w:r>
@@ -1035,7 +1151,7 @@
                 <w:color w:val="334155"/>
                 <w:sz w:val="19"/>
               </w:rPr>
-              <w:t>≈ GHS 7.50 – 8.00</w:t>
+              <w:t>GHS 4.67</w:t>
             </w:r>
           </w:p>
         </w:tc>
@@ -1049,6 +1165,7 @@
               <w:left w:w="160" w:type="dxa"/>
               <w:right w:w="160" w:type="dxa"/>
             </w:tcMar>
+            <w:shd w:fill="F8FAFC"/>
           </w:tcPr>
           <w:p>
             <w:r>
@@ -1057,7 +1174,7 @@
                 <w:color w:val="334155"/>
                 <w:sz w:val="19"/>
               </w:rPr>
-              <w:t>~63 txns / month</w:t>
+              <w:t>~136,300</w:t>
             </w:r>
           </w:p>
         </w:tc>
@@ -1102,7 +1219,7 @@
                 <w:color w:val="2563EB"/>
                 <w:sz w:val="19"/>
               </w:rPr>
-              <w:t>⚡  TICKET-SIZE LEVERAGE</w:t>
+              <w:t>⚡  PAYMENTS IS A VOLUME BUSINESS</w:t>
             </w:r>
           </w:p>
           <w:p>
@@ -1115,7 +1232,7 @@
                 <w:color w:val="0F172A"/>
                 <w:sz w:val="19"/>
               </w:rPr>
-              <w:t>By leading with high-ticket electronics and streetwear (AOV GHS 1,200), Croe triples net margin per transaction and reduces monthly break-even from 63 to just 22 transactions against lean pilot overhead (&lt; GHS 500/mo).</w:t>
+              <w:t>Net is 1.29% of order value on a GHS 800 order, after collection, payout, fraud reserve, ID checks, refunds, SMS and hosting. Against a fully staffed month-36 cost base of GHS 637,000/month, company break-even is ~62,000 orders/month. A 5% fee or direct telco rails cut that to ~35,000; high-ticket vendors cut it by ~40%.</w:t>
             </w:r>
           </w:p>
         </w:tc>
@@ -1137,7 +1254,20 @@
           <w:color w:val="2563EB"/>
           <w:sz w:val="28"/>
         </w:rPr>
-        <w:t>6. The Ask: Dual-Track Pilot Funding</w:t>
+        <w:t>6. The Ask: Pre-Seed to a Licensed Launch</w:t>
+      </w:r>
+    </w:p>
+    <w:p>
+      <w:pPr>
+        <w:spacing w:before="0" w:after="120" w:line="276" w:lineRule="auto"/>
+      </w:pPr>
+      <w:r>
+        <w:rPr>
+          <w:rFonts w:ascii="Segoe UI" w:hAnsi="Segoe UI"/>
+          <w:color w:val="334155"/>
+          <w:sz w:val="20"/>
+        </w:rPr>
+        <w:t>US$387k pre-seed (range US$189k-713k; GHS 4.48M base) takes Croe from sandbox to a licensed, partner-held launch in 18 months. Includes 15% contingency and working capital. FX: US$1 = GHS 11.60.</w:t>
       </w:r>
     </w:p>
     <w:tbl>
@@ -1155,15 +1285,16 @@
         </w:tblBorders>
       </w:tblPr>
       <w:tblGrid>
-        <w:gridCol w:w="2520"/>
-        <w:gridCol w:w="2520"/>
-        <w:gridCol w:w="2520"/>
-        <w:gridCol w:w="2520"/>
+        <w:gridCol w:w="2016"/>
+        <w:gridCol w:w="2016"/>
+        <w:gridCol w:w="2016"/>
+        <w:gridCol w:w="2016"/>
+        <w:gridCol w:w="2016"/>
       </w:tblGrid>
       <w:tr>
         <w:tc>
           <w:tcPr>
-            <w:tcW w:type="dxa" w:w="2520"/>
+            <w:tcW w:type="dxa" w:w="2016"/>
             <w:vAlign w:val="center"/>
             <w:tcMar>
               <w:top w:w="130" w:type="dxa"/>
@@ -1184,13 +1315,13 @@
                 <w:color w:val="FFFFFF"/>
                 <w:sz w:val="19"/>
               </w:rPr>
-              <w:t>Funding Track</w:t>
+              <w:t>Stage</w:t>
             </w:r>
           </w:p>
         </w:tc>
         <w:tc>
           <w:tcPr>
-            <w:tcW w:type="dxa" w:w="2520"/>
+            <w:tcW w:type="dxa" w:w="2016"/>
             <w:vAlign w:val="center"/>
             <w:tcMar>
               <w:top w:w="130" w:type="dxa"/>
@@ -1211,13 +1342,13 @@
                 <w:color w:val="FFFFFF"/>
                 <w:sz w:val="19"/>
               </w:rPr>
-              <w:t>Capital Needed</w:t>
+              <w:t>Months</w:t>
             </w:r>
           </w:p>
         </w:tc>
         <w:tc>
           <w:tcPr>
-            <w:tcW w:type="dxa" w:w="2520"/>
+            <w:tcW w:type="dxa" w:w="2016"/>
             <w:vAlign w:val="center"/>
             <w:tcMar>
               <w:top w:w="130" w:type="dxa"/>
@@ -1238,13 +1369,13 @@
                 <w:color w:val="FFFFFF"/>
                 <w:sz w:val="19"/>
               </w:rPr>
-              <w:t>Allocation Scope</w:t>
+              <w:t>Net Need (base)</w:t>
             </w:r>
           </w:p>
         </w:tc>
         <w:tc>
           <w:tcPr>
-            <w:tcW w:type="dxa" w:w="2520"/>
+            <w:tcW w:type="dxa" w:w="2016"/>
             <w:vAlign w:val="center"/>
             <w:tcMar>
               <w:top w:w="130" w:type="dxa"/>
@@ -1265,7 +1396,34 @@
                 <w:color w:val="FFFFFF"/>
                 <w:sz w:val="19"/>
               </w:rPr>
-              <w:t>Target Milestone</w:t>
+              <w:t>What It Buys</w:t>
+            </w:r>
+          </w:p>
+        </w:tc>
+        <w:tc>
+          <w:tcPr>
+            <w:tcW w:type="dxa" w:w="2016"/>
+            <w:vAlign w:val="center"/>
+            <w:tcMar>
+              <w:top w:w="130" w:type="dxa"/>
+              <w:bottom w:w="130" w:type="dxa"/>
+              <w:left w:w="160" w:type="dxa"/>
+              <w:right w:w="160" w:type="dxa"/>
+            </w:tcMar>
+            <w:shd w:fill="2563EB"/>
+          </w:tcPr>
+          <w:p>
+            <w:pPr>
+              <w:jc w:val="left"/>
+            </w:pPr>
+            <w:r>
+              <w:rPr>
+                <w:rFonts w:ascii="Segoe UI" w:hAnsi="Segoe UI"/>
+                <w:b/>
+                <w:color w:val="FFFFFF"/>
+                <w:sz w:val="19"/>
+              </w:rPr>
+              <w:t>Gate to Next Stage</w:t>
             </w:r>
           </w:p>
         </w:tc>
@@ -1273,7 +1431,7 @@
       <w:tr>
         <w:tc>
           <w:tcPr>
-            <w:tcW w:type="dxa" w:w="2520"/>
+            <w:tcW w:type="dxa" w:w="2016"/>
             <w:vAlign w:val="center"/>
             <w:tcMar>
               <w:top w:w="130" w:type="dxa"/>
@@ -1290,13 +1448,13 @@
                 <w:color w:val="334155"/>
                 <w:sz w:val="19"/>
               </w:rPr>
-              <w:t>Track A: Lean Bootstrap</w:t>
+              <w:t>1 · Legal pilot</w:t>
             </w:r>
           </w:p>
         </w:tc>
         <w:tc>
           <w:tcPr>
-            <w:tcW w:type="dxa" w:w="2520"/>
+            <w:tcW w:type="dxa" w:w="2016"/>
             <w:vAlign w:val="center"/>
             <w:tcMar>
               <w:top w:w="130" w:type="dxa"/>
@@ -1313,13 +1471,13 @@
                 <w:color w:val="334155"/>
                 <w:sz w:val="19"/>
               </w:rPr>
-              <w:t>GHS 30,000 (~$2,500)</w:t>
+              <w:t>1-6</w:t>
             </w:r>
           </w:p>
         </w:tc>
         <w:tc>
           <w:tcPr>
-            <w:tcW w:type="dxa" w:w="2520"/>
+            <w:tcW w:type="dxa" w:w="2016"/>
             <w:vAlign w:val="center"/>
             <w:tcMar>
               <w:top w:w="130" w:type="dxa"/>
@@ -1336,13 +1494,13 @@
                 <w:color w:val="334155"/>
                 <w:sz w:val="19"/>
               </w:rPr>
-              <w:t>ORC company registration, TIN, DPC filing, T+2 working capital float, 3-mo lean infra.</w:t>
+              <w:t>US$26k</w:t>
             </w:r>
           </w:p>
         </w:tc>
         <w:tc>
           <w:tcPr>
-            <w:tcW w:type="dxa" w:w="2520"/>
+            <w:tcW w:type="dxa" w:w="2016"/>
             <w:vAlign w:val="center"/>
             <w:tcMar>
               <w:top w:w="130" w:type="dxa"/>
@@ -1359,7 +1517,30 @@
                 <w:color w:val="334155"/>
                 <w:sz w:val="19"/>
               </w:rPr>
-              <w:t>First 100+ live transactions on compliant rails, measured conversion &amp; dispute rate.</w:t>
+              <w:t>Company, DPC registration, lawyer's custody opinion, written aggregator approval, BoG sandbox or partner LOI, 10-50 vendors, ~500 capped live orders.</w:t>
+            </w:r>
+          </w:p>
+        </w:tc>
+        <w:tc>
+          <w:tcPr>
+            <w:tcW w:type="dxa" w:w="2016"/>
+            <w:vAlign w:val="center"/>
+            <w:tcMar>
+              <w:top w:w="130" w:type="dxa"/>
+              <w:bottom w:w="130" w:type="dxa"/>
+              <w:left w:w="160" w:type="dxa"/>
+              <w:right w:w="160" w:type="dxa"/>
+            </w:tcMar>
+            <w:shd w:fill="F8FAFC"/>
+          </w:tcPr>
+          <w:p>
+            <w:r>
+              <w:rPr>
+                <w:rFonts w:ascii="Segoe UI" w:hAnsi="Segoe UI"/>
+                <w:color w:val="334155"/>
+                <w:sz w:val="19"/>
+              </w:rPr>
+              <w:t>Written aggregator/partner yes; measured buyer drop-off, order value, dispute rate.</w:t>
             </w:r>
           </w:p>
         </w:tc>
@@ -1367,7 +1548,7 @@
       <w:tr>
         <w:tc>
           <w:tcPr>
-            <w:tcW w:type="dxa" w:w="2520"/>
+            <w:tcW w:type="dxa" w:w="2016"/>
             <w:vAlign w:val="center"/>
             <w:tcMar>
               <w:top w:w="130" w:type="dxa"/>
@@ -1383,13 +1564,13 @@
                 <w:color w:val="334155"/>
                 <w:sz w:val="19"/>
               </w:rPr>
-              <w:t>Track B: Institutional / Accelerated</w:t>
+              <w:t>2 · Compliant launch</w:t>
             </w:r>
           </w:p>
         </w:tc>
         <w:tc>
           <w:tcPr>
-            <w:tcW w:type="dxa" w:w="2520"/>
+            <w:tcW w:type="dxa" w:w="2016"/>
             <w:vAlign w:val="center"/>
             <w:tcMar>
               <w:top w:w="130" w:type="dxa"/>
@@ -1405,13 +1586,13 @@
                 <w:color w:val="334155"/>
                 <w:sz w:val="19"/>
               </w:rPr>
-              <w:t>GHS 150,000 (~$12,500)</w:t>
+              <w:t>7-18</w:t>
             </w:r>
           </w:p>
         </w:tc>
         <w:tc>
           <w:tcPr>
-            <w:tcW w:type="dxa" w:w="2520"/>
+            <w:tcW w:type="dxa" w:w="2016"/>
             <w:vAlign w:val="center"/>
             <w:tcMar>
               <w:top w:w="130" w:type="dxa"/>
@@ -1427,13 +1608,13 @@
                 <w:color w:val="334155"/>
                 <w:sz w:val="19"/>
               </w:rPr>
-              <w:t>Track A + formal fintech legal counsel (BoG PFTSP opinion &amp; trust ToS), external pen test, multi-AZ cloud.</w:t>
+              <w:t>US$360k</w:t>
             </w:r>
           </w:p>
         </w:tc>
         <w:tc>
           <w:tcPr>
-            <w:tcW w:type="dxa" w:w="2520"/>
+            <w:tcW w:type="dxa" w:w="2016"/>
             <w:vAlign w:val="center"/>
             <w:tcMar>
               <w:top w:w="130" w:type="dxa"/>
@@ -1449,12 +1630,47 @@
                 <w:color w:val="334155"/>
                 <w:sz w:val="19"/>
               </w:rPr>
-              <w:t>Complete institutional de-risking for P2 partner bank onboarding &amp; accelerator entry.</w:t>
+              <w:t>BoG PFTSP licence, partner-bank trust account, BoG management team (~12 staff), pentest, ISO 27001, Accra + Kumasi, ~5,000 orders/month.</w:t>
+            </w:r>
+          </w:p>
+        </w:tc>
+        <w:tc>
+          <w:tcPr>
+            <w:tcW w:type="dxa" w:w="2016"/>
+            <w:vAlign w:val="center"/>
+            <w:tcMar>
+              <w:top w:w="130" w:type="dxa"/>
+              <w:bottom w:w="130" w:type="dxa"/>
+              <w:left w:w="160" w:type="dxa"/>
+              <w:right w:w="160" w:type="dxa"/>
+            </w:tcMar>
+          </w:tcPr>
+          <w:p>
+            <w:r>
+              <w:rPr>
+                <w:rFonts w:ascii="Segoe UI" w:hAnsi="Segoe UI"/>
+                <w:color w:val="334155"/>
+                <w:sz w:val="19"/>
+              </w:rPr>
+              <w:t>Clean daily reconciliation, disputes &lt; 8%, vendor retention.</w:t>
             </w:r>
           </w:p>
         </w:tc>
       </w:tr>
     </w:tbl>
+    <w:p>
+      <w:pPr>
+        <w:spacing w:before="0" w:after="80" w:line="276" w:lineRule="auto"/>
+      </w:pPr>
+      <w:r>
+        <w:rPr>
+          <w:rFonts w:ascii="Segoe UI" w:hAnsi="Segoe UI"/>
+          <w:color w:val="334155"/>
+          <w:sz w:val="20"/>
+        </w:rPr>
+        <w:t>A seed round of ~US$916k around month 15 funds stage 3: ~25 staff and ~30,000 orders/month by month 36. Total over 36 months: US$1.30M.</w:t>
+      </w:r>
+    </w:p>
     <w:sectPr>
       <w:footerReference w:type="default" r:id="rId10"/>
       <w:pgSz w:w="12240" w:h="15840"/>
